--- a/modified_full_report_1.docx
+++ b/modified_full_report_1.docx
@@ -162,7 +162,7 @@
         <w:rPr>
           <w:rFonts w:ascii="Calibri" w:cs="Calibri" w:eastAsia="Calibri" w:hAnsi="Calibri"/>
         </w:rPr>
-        <w:t>The numerical treatment of G is driven by the structure of the substrate. The diurnal damping depth d = √(2 κs / ω) for a substrate of thermal diffusivity κs and forcing angular frequency ω = 2π/86400 s⁻¹ is approximately 8 cm in dry soil, 14 cm in dense concrete, and 10 cm in asphalt — small enough that operational urban canopy schemes such as TEB (Masson, 2000) and SLUCM (Kusaka et al., 2001) use cm-scale near-surface layers. The consequence is that the FTCS stability bound on the time step becomes Δt &lt; (1/2) Δz² / κs ≈ 17 s for a 0.5 cm concrete layer, far below the operational time step of any mesoscale or regional climate model. The choice between fully implicit (BTCS) and Crank–Nicolson (CN) treatments is not benign: both are unconditionally stable in the formal sense, but they introduce wavenumber-dependent damping that distorts the high-frequency content of the diurnal cycle, particularly at the rapid sunrise and sunset transitions and at sharp material interfaces in layered urban substrates.</w:t>
+        <w:t>The numerical treatment of G is driven by the structure of the substrate. The diurnal damping depth d = √(2 κs / ω) for a substrate of thermal diffusivity κs and forcing angular frequency ω = 2π/86400 s⁻¹ is approximately 8 cm in dry soil, 14 cm in dense concrete, and 10 cm in asphalt (computed from the substrate parameters used in §3.2) — small enough that operational urban canopy schemes such as TEB (Masson, 2000) and SLUCM (Kusaka et al., 2001) use cm-scale near-surface layers. The consequence is that the FTCS stability bound on the time step becomes Δt &lt; (1/2) Δz² / κs ≈ 17 s for a 0.5 cm concrete layer, far below the operational time step of any mesoscale or regional climate model. The choice between fully implicit (BTCS) and Crank–Nicolson (CN) treatments is not benign: both are unconditionally stable in the formal sense, but they introduce wavenumber-dependent damping that distorts the high-frequency content of the diurnal cycle, particularly at the rapid sunrise and sunset transitions and at sharp material interfaces in layered urban substrates.</w:t>
       </w:r>
     </w:p>
     <w:p>
@@ -715,7 +715,7 @@
         <w:rPr>
           <w:rFonts w:ascii="Calibri" w:cs="Calibri" w:eastAsia="Calibri" w:hAnsi="Calibri"/>
         </w:rPr>
-        <w:t>with Rn = (1−α_s)S↓ + ε_s L↓ − ε_s σ (Ts⁰)⁴ (radiation), H = ρ Cp (Ts⁰ − Ta) / r_a (sensible heat with bulk-aerodynamic resistance r_a = 1/(C_H U), C_H = 5×10⁻³, U = 3 m s⁻¹), LE = 0 (strict-impervious assumption), and G = λ_{1/2}(Ts⁰ − T₁)/(z₁ − z₀) (ground heat flux at the top half-level). The (Ts⁰)⁴ term makes the SEB nonlinear, so we solve at each step by Newton iteration with the analytical Jacobian dF/dTs = dRn/dTs − dH/dTs − dG/dTs (the dominant nonlinear term being dRn/dTs = −4 ε_s σ (Ts⁰)³), terminated at |ΔTs⁰| &lt; 10⁻⁴ K (3–5 iterations from a warm start).</w:t>
+        <w:t>with Rn = (1−α_s)S↓ + ε_s L↓ − ε_s σ (Ts⁰)⁴ (radiation), H = ρ Cp (Ts⁰ − Ta) / r_a (sensible heat with bulk-aerodynamic resistance r_a = 1/(C_H U), C_H = 5×10⁻³, U = 3 m s⁻¹), LE = 0 (strict-impervious assumption), and G = λ_{1/2}(Ts⁰ − T₁)/(z₁ − z₀) (ground heat flux at the top half-level). The (Ts⁰)⁴ term makes the SEB nonlinear, so we solve at each step by Newton iteration with the analytical Jacobian dF/dTs = dRn/dTs − dH/dTs − dG/dTs (the dominant nonlinear term being dRn/dTs = −4 ε_s σ (Ts⁰)³), terminated at |ΔTs⁰| &lt; 10⁻⁴ K (3–5 iterations from a warm start). Because U = 3 m s⁻¹ is held constant in this study, the Newton step evaluates U in the Jacobian at t = 0 without loss of accuracy; if U were time-varying, the Jacobian would need to be updated each step.</w:t>
       </w:r>
     </w:p>
     <w:p>
@@ -850,7 +850,7 @@
         <w:rPr>
           <w:rFonts w:ascii="Calibri" w:cs="Calibri" w:eastAsia="Calibri" w:hAnsi="Calibri"/>
         </w:rPr>
-        <w:t xml:space="preserve">The analytical solution for the diurnal damping-depth problem in a semi-infinite medium with sinusoidal Dirichlet forcing Ts(0, t) = T̄ + A cos(ωt) is</w:t>
+        <w:t>The analytical solution for the diurnal damping-depth problem in a semi-infinite medium with sinusoidal Dirichlet forcing Ts(0, t) = T̄ + A cos(ωt) (Carslaw and Jaeger, 1959 §2.6; Hillel, 2003) is</w:t>
       </w:r>
     </w:p>
     <w:p>
@@ -5440,7 +5440,7 @@
         <w:rPr>
           <w:rFonts w:ascii="Calibri" w:cs="Calibri" w:eastAsia="Calibri" w:hAnsi="Calibri"/>
         </w:rPr>
-        <w:t xml:space="preserve">Several limitations should be noted. The strict-impervious LE = 0 assumption is realistic for newly paved surfaces but underestimates the latent flux from real cities, where anthropogenic moisture (irrigation, AC condensate) gives β ≈ 0.05–0.10 even over pavement; non-zero LE adds a third nonlinear term to the SEB and would change the absolute magnitude of the simulated G but not the qualitative scheme comparison. The synthetic forcing is symmetric around solar noon and does not reflect the asymmetry between rapid morning warming and slow evening cooling that characterizes real cities. This study evaluates each substrate as an independent column; a real urban canopy is a tile-weighted average of multiple facets, and the urban-mean G error is a weighted combination of the per-facet errors. The natural follow-up to remove the splitting error structurally — rather than reduce its prefactor by a factor of two using CN — is fully coupled solution of the SEB row inside the tridiagonal substrate solve, which is the lecture-prescribed cure in Notes #10 Section 8. Strang splitting between the column and SEB updates is a cheaper alternative that would recover second-order accuracy in the splitting itself.</w:t>
+        <w:t>Several limitations should be noted. (i) The strict-impervious LE = 0 assumption is realistic for newly paved surfaces but underestimates the latent flux from real cities, where anthropogenic moisture (irrigation, AC condensate) gives β ≈ 0.05–0.10 even over pavement; non-zero LE adds a third nonlinear term to the SEB and would change the absolute magnitude of the simulated G but not the qualitative scheme comparison. (ii) The synthetic forcing is symmetric around solar noon and does not reflect the asymmetry between rapid morning warming and slow evening cooling that characterizes real cities. (iii) This study evaluates each substrate as an independent column; a real urban canopy is a tile-weighted average of multiple facets, and the urban-mean G error is a weighted combination of the per-facet errors. (iv) The wind speed U is held constant at 3 m s⁻¹ throughout, so the bulk-aerodynamic resistance r_a = 1/(C_H U) is also constant; the comparison would need to be re-validated under time-varying U with a correspondingly re-evaluated Newton SEB Jacobian at each step. The natural follow-up to remove the splitting error structurally — rather than reduce its prefactor by a factor of two using CN — is fully coupled solution of the SEB row inside the tridiagonal substrate solve, which is the lecture-prescribed cure in Notes #10 Section 8. Strang splitting between the column and SEB updates is a cheaper alternative that would recover second-order accuracy in the splitting itself.</w:t>
       </w:r>
     </w:p>
     <w:p>
@@ -5782,6 +5782,11 @@
       </w:r>
     </w:p>
     <w:p>
+      <w:r>
+        <w:t>Carslaw, H. S., and Jaeger, J. C. (1959). Conduction of Heat in Solids, 2nd ed. Oxford University Press, Oxford.</w:t>
+      </w:r>
+    </w:p>
+    <w:p>
       <w:pPr>
         <w:spacing w:after="120"/>
       </w:pPr>
@@ -5790,6 +5795,11 @@
           <w:rFonts w:ascii="Calibri" w:cs="Calibri" w:eastAsia="Calibri" w:hAnsi="Calibri"/>
         </w:rPr>
         <w:t xml:space="preserve">Grimmond, C. S. B. and Oke, T. R. (1999). Heat storage in urban areas: Local-scale observations and evaluation of a simple model. J. Appl. Meteorol., 38, 922–940.</w:t>
+      </w:r>
+    </w:p>
+    <w:p>
+      <w:r>
+        <w:t>Hillel, D. (2003). Introduction to Environmental Soil Physics. Academic Press, Amsterdam.</w:t>
       </w:r>
     </w:p>
     <w:p>
